--- a/assets/docs/Training school announcement_vectors.docx
+++ b/assets/docs/Training school announcement_vectors.docx
@@ -195,8 +195,6 @@
         </w:rPr>
         <w:t xml:space="preserve"> in </w:t>
       </w:r>
-      <w:commentRangeStart w:id="0"/>
-      <w:proofErr w:type="spellStart"/>
       <w:r>
         <w:rPr>
           <w:rFonts w:eastAsia="Times New Roman" w:cstheme="minorHAnsi"/>
@@ -207,7 +205,6 @@
         </w:rPr>
         <w:t>Doñana</w:t>
       </w:r>
-      <w:proofErr w:type="spellEnd"/>
       <w:r>
         <w:rPr>
           <w:rFonts w:eastAsia="Times New Roman" w:cstheme="minorHAnsi"/>
@@ -227,13 +224,6 @@
           <w:lang w:eastAsia="en-GB"/>
         </w:rPr>
         <w:t>Spain</w:t>
-      </w:r>
-      <w:commentRangeEnd w:id="0"/>
-      <w:r>
-        <w:rPr>
-          <w:rStyle w:val="CommentReference"/>
-        </w:rPr>
-        <w:commentReference w:id="0"/>
       </w:r>
       <w:r>
         <w:rPr>
@@ -655,7 +645,7 @@
         </w:rPr>
         <w:t xml:space="preserve">You can apply to join WIMANET here: </w:t>
       </w:r>
-      <w:hyperlink r:id="rId10" w:history="1">
+      <w:hyperlink r:id="rId6" w:history="1">
         <w:r>
           <w:rPr>
             <w:rStyle w:val="Hyperlink"/>
@@ -1335,25 +1325,7 @@
           <w:sz w:val="24"/>
           <w:szCs w:val="24"/>
         </w:rPr>
-        <w:t xml:space="preserve"> The applications will be ranked by the Core Group based </w:t>
-      </w:r>
-      <w:proofErr w:type="gramStart"/>
-      <w:r>
-        <w:rPr>
-          <w:rFonts w:eastAsia="ArialMT" w:cstheme="minorHAnsi"/>
-          <w:sz w:val="24"/>
-          <w:szCs w:val="24"/>
-        </w:rPr>
-        <w:t>on:</w:t>
-      </w:r>
-      <w:proofErr w:type="gramEnd"/>
-      <w:r>
-        <w:rPr>
-          <w:rFonts w:eastAsia="ArialMT" w:cstheme="minorHAnsi"/>
-          <w:sz w:val="24"/>
-          <w:szCs w:val="24"/>
-        </w:rPr>
-        <w:t xml:space="preserve"> benefit to the applicant in terms of career progression and benefit to the development of the WIMANET Action.</w:t>
+        <w:t xml:space="preserve"> The applications will be ranked by the Core Group based on: benefit to the applicant in terms of career progression and benefit to the development of the WIMANET Action.</w:t>
       </w:r>
     </w:p>
     <w:p>
@@ -1383,25 +1355,7 @@
           <w:sz w:val="24"/>
           <w:szCs w:val="24"/>
         </w:rPr>
-        <w:t xml:space="preserve"> Please </w:t>
-      </w:r>
-      <w:proofErr w:type="gramStart"/>
-      <w:r>
-        <w:rPr>
-          <w:rFonts w:eastAsia="ArialMT" w:cstheme="minorHAnsi"/>
-          <w:sz w:val="24"/>
-          <w:szCs w:val="24"/>
-        </w:rPr>
-        <w:t>note:</w:t>
-      </w:r>
-      <w:proofErr w:type="gramEnd"/>
-      <w:r>
-        <w:rPr>
-          <w:rFonts w:eastAsia="ArialMT" w:cstheme="minorHAnsi"/>
-          <w:sz w:val="24"/>
-          <w:szCs w:val="24"/>
-        </w:rPr>
-        <w:t xml:space="preserve"> we anticipate that there will be more applications than we can fund. The Core Group’s decision is final.</w:t>
+        <w:t xml:space="preserve"> Please note: we anticipate that there will be more applications than we can fund. The Core Group’s decision is final.</w:t>
       </w:r>
     </w:p>
     <w:p>
@@ -1674,22 +1628,8 @@
           <w:bdr w:val="none" w:sz="0" w:space="0" w:color="auto" w:frame="1"/>
           <w:lang w:eastAsia="en-GB"/>
         </w:rPr>
-        <w:t xml:space="preserve"> </w:t>
-      </w:r>
-      <w:proofErr w:type="spellStart"/>
-      <w:r>
-        <w:rPr>
-          <w:rFonts w:eastAsia="Times New Roman" w:cstheme="minorHAnsi"/>
-          <w:b/>
-          <w:bCs/>
-          <w:sz w:val="24"/>
-          <w:szCs w:val="24"/>
-          <w:bdr w:val="none" w:sz="0" w:space="0" w:color="auto" w:frame="1"/>
-          <w:lang w:eastAsia="en-GB"/>
-        </w:rPr>
-        <w:t>eCOST</w:t>
-      </w:r>
-      <w:proofErr w:type="spellEnd"/>
+        <w:t xml:space="preserve"> eCOST</w:t>
+      </w:r>
       <w:r>
         <w:rPr>
           <w:rFonts w:eastAsia="Times New Roman" w:cstheme="minorHAnsi"/>
@@ -1739,7 +1679,7 @@
       </w:pPr>
     </w:p>
     <w:sectPr>
-      <w:headerReference w:type="default" r:id="rId11"/>
+      <w:headerReference w:type="default" r:id="rId7"/>
       <w:pgSz w:w="11906" w:h="16838"/>
       <w:pgMar w:top="1440" w:right="1440" w:bottom="1440" w:left="1440" w:header="708" w:footer="708" w:gutter="0"/>
       <w:cols w:space="708"/>
@@ -1747,46 +1687,6 @@
     </w:sectPr>
   </w:body>
 </w:document>
-</file>
-
-<file path=word/comments.xml><?xml version="1.0" encoding="utf-8"?>
-<w:comments xmlns:wpc="http://schemas.microsoft.com/office/word/2010/wordprocessingCanvas" xmlns:cx="http://schemas.microsoft.com/office/drawing/2014/chartex" xmlns:cx1="http://schemas.microsoft.com/office/drawing/2015/9/8/chartex" xmlns:cx2="http://schemas.microsoft.com/office/drawing/2015/10/21/chartex" xmlns:cx3="http://schemas.microsoft.com/office/drawing/2016/5/9/chartex" xmlns:cx4="http://schemas.microsoft.com/office/drawing/2016/5/10/chartex" xmlns:cx5="http://schemas.microsoft.com/office/drawing/2016/5/11/chartex" xmlns:cx6="http://schemas.microsoft.com/office/drawing/2016/5/12/chartex" xmlns:cx7="http://schemas.microsoft.com/office/drawing/2016/5/13/chartex" xmlns:cx8="http://schemas.microsoft.com/office/drawing/2016/5/14/chartex" xmlns:mc="http://schemas.openxmlformats.org/markup-compatibility/2006" xmlns:aink="http://schemas.microsoft.com/office/drawing/2016/ink" xmlns:am3d="http://schemas.microsoft.com/office/drawing/2017/model3d" xmlns:o="urn:schemas-microsoft-com:office:office" xmlns:oel="http://schemas.microsoft.com/office/2019/extlst" xmlns:r="http://schemas.openxmlformats.org/officeDocument/2006/relationships" xmlns:m="http://schemas.openxmlformats.org/officeDocument/2006/math" xmlns:v="urn:schemas-microsoft-com:vml" xmlns:wp14="http://schemas.microsoft.com/office/word/2010/wordprocessingDrawing" xmlns:wp="http://schemas.openxmlformats.org/drawingml/2006/wordprocessingDrawing" xmlns:w10="urn:schemas-microsoft-com:office:word" xmlns:w="http://schemas.openxmlformats.org/wordprocessingml/2006/main" xmlns:w14="http://schemas.microsoft.com/office/word/2010/wordml" xmlns:w15="http://schemas.microsoft.com/office/word/2012/wordml" xmlns:w16cex="http://schemas.microsoft.com/office/word/2018/wordml/cex" xmlns:w16cid="http://schemas.microsoft.com/office/word/2016/wordml/cid" xmlns:w16="http://schemas.microsoft.com/office/word/2018/wordml" xmlns:w16du="http://schemas.microsoft.com/office/word/2023/wordml/word16du" xmlns:w16sdtdh="http://schemas.microsoft.com/office/word/2020/wordml/sdtdatahash" xmlns:w16sdtfl="http://schemas.microsoft.com/office/word/2024/wordml/sdtformatlock" xmlns:w16se="http://schemas.microsoft.com/office/word/2015/wordml/symex" xmlns:wpg="http://schemas.microsoft.com/office/word/2010/wordprocessingGroup" xmlns:wpi="http://schemas.microsoft.com/office/word/2010/wordprocessingInk" xmlns:wne="http://schemas.microsoft.com/office/word/2006/wordml" xmlns:wps="http://schemas.microsoft.com/office/word/2010/wordprocessingShape" mc:Ignorable="w14 w15 w16se w16cid w16 w16cex w16sdtdh w16sdtfl w16du wp14">
-  <w:comment w:id="0" w:author="Jenny Dunn" w:date="2026-03-13T10:42:00Z" w:initials="JD">
-    <w:p>
-      <w:r>
-        <w:rPr>
-          <w:rStyle w:val="CommentReference"/>
-        </w:rPr>
-        <w:annotationRef/>
-      </w:r>
-      <w:r>
-        <w:rPr>
-          <w:sz w:val="20"/>
-          <w:szCs w:val="20"/>
-        </w:rPr>
-        <w:t>and Seville?</w:t>
-      </w:r>
-    </w:p>
-  </w:comment>
-</w:comments>
-</file>
-
-<file path=word/commentsExtended.xml><?xml version="1.0" encoding="utf-8"?>
-<w15:commentsEx xmlns:wpc="http://schemas.microsoft.com/office/word/2010/wordprocessingCanvas" xmlns:cx="http://schemas.microsoft.com/office/drawing/2014/chartex" xmlns:cx1="http://schemas.microsoft.com/office/drawing/2015/9/8/chartex" xmlns:cx2="http://schemas.microsoft.com/office/drawing/2015/10/21/chartex" xmlns:cx3="http://schemas.microsoft.com/office/drawing/2016/5/9/chartex" xmlns:cx4="http://schemas.microsoft.com/office/drawing/2016/5/10/chartex" xmlns:cx5="http://schemas.microsoft.com/office/drawing/2016/5/11/chartex" xmlns:cx6="http://schemas.microsoft.com/office/drawing/2016/5/12/chartex" xmlns:cx7="http://schemas.microsoft.com/office/drawing/2016/5/13/chartex" xmlns:cx8="http://schemas.microsoft.com/office/drawing/2016/5/14/chartex" xmlns:mc="http://schemas.openxmlformats.org/markup-compatibility/2006" xmlns:aink="http://schemas.microsoft.com/office/drawing/2016/ink" xmlns:am3d="http://schemas.microsoft.com/office/drawing/2017/model3d" xmlns:o="urn:schemas-microsoft-com:office:office" xmlns:oel="http://schemas.microsoft.com/office/2019/extlst" xmlns:r="http://schemas.openxmlformats.org/officeDocument/2006/relationships" xmlns:m="http://schemas.openxmlformats.org/officeDocument/2006/math" xmlns:v="urn:schemas-microsoft-com:vml" xmlns:wp14="http://schemas.microsoft.com/office/word/2010/wordprocessingDrawing" xmlns:wp="http://schemas.openxmlformats.org/drawingml/2006/wordprocessingDrawing" xmlns:w10="urn:schemas-microsoft-com:office:word" xmlns:w="http://schemas.openxmlformats.org/wordprocessingml/2006/main" xmlns:w14="http://schemas.microsoft.com/office/word/2010/wordml" xmlns:w15="http://schemas.microsoft.com/office/word/2012/wordml" xmlns:w16cex="http://schemas.microsoft.com/office/word/2018/wordml/cex" xmlns:w16cid="http://schemas.microsoft.com/office/word/2016/wordml/cid" xmlns:w16="http://schemas.microsoft.com/office/word/2018/wordml" xmlns:w16du="http://schemas.microsoft.com/office/word/2023/wordml/word16du" xmlns:w16sdtdh="http://schemas.microsoft.com/office/word/2020/wordml/sdtdatahash" xmlns:w16sdtfl="http://schemas.microsoft.com/office/word/2024/wordml/sdtformatlock" xmlns:w16se="http://schemas.microsoft.com/office/word/2015/wordml/symex" xmlns:wpg="http://schemas.microsoft.com/office/word/2010/wordprocessingGroup" xmlns:wpi="http://schemas.microsoft.com/office/word/2010/wordprocessingInk" xmlns:wne="http://schemas.microsoft.com/office/word/2006/wordml" xmlns:wps="http://schemas.microsoft.com/office/word/2010/wordprocessingShape" mc:Ignorable="w14 w15 w16se w16cid w16 w16cex w16sdtdh w16sdtfl w16du wp14">
-  <w15:commentEx w15:paraId="4CBE833B" w15:done="0"/>
-</w15:commentsEx>
-</file>
-
-<file path=word/commentsExtensible.xml><?xml version="1.0" encoding="utf-8"?>
-<w16cex:commentsExtensible xmlns:wpc="http://schemas.microsoft.com/office/word/2010/wordprocessingCanvas" xmlns:cx="http://schemas.microsoft.com/office/drawing/2014/chartex" xmlns:cx1="http://schemas.microsoft.com/office/drawing/2015/9/8/chartex" xmlns:cx2="http://schemas.microsoft.com/office/drawing/2015/10/21/chartex" xmlns:cx3="http://schemas.microsoft.com/office/drawing/2016/5/9/chartex" xmlns:cx4="http://schemas.microsoft.com/office/drawing/2016/5/10/chartex" xmlns:cx5="http://schemas.microsoft.com/office/drawing/2016/5/11/chartex" xmlns:cx6="http://schemas.microsoft.com/office/drawing/2016/5/12/chartex" xmlns:cx7="http://schemas.microsoft.com/office/drawing/2016/5/13/chartex" xmlns:cx8="http://schemas.microsoft.com/office/drawing/2016/5/14/chartex" xmlns:cr="http://schemas.microsoft.com/office/comments/2020/reactions" xmlns:mc="http://schemas.openxmlformats.org/markup-compatibility/2006" xmlns:aink="http://schemas.microsoft.com/office/drawing/2016/ink" xmlns:am3d="http://schemas.microsoft.com/office/drawing/2017/model3d" xmlns:o="urn:schemas-microsoft-com:office:office" xmlns:oel="http://schemas.microsoft.com/office/2019/extlst" xmlns:r="http://schemas.openxmlformats.org/officeDocument/2006/relationships" xmlns:m="http://schemas.openxmlformats.org/officeDocument/2006/math" xmlns:v="urn:schemas-microsoft-com:vml" xmlns:wp14="http://schemas.microsoft.com/office/word/2010/wordprocessingDrawing" xmlns:wp="http://schemas.openxmlformats.org/drawingml/2006/wordprocessingDrawing" xmlns:w10="urn:schemas-microsoft-com:office:word" xmlns:w="http://schemas.openxmlformats.org/wordprocessingml/2006/main" xmlns:w14="http://schemas.microsoft.com/office/word/2010/wordml" xmlns:w15="http://schemas.microsoft.com/office/word/2012/wordml" xmlns:w16cex="http://schemas.microsoft.com/office/word/2018/wordml/cex" xmlns:w16cid="http://schemas.microsoft.com/office/word/2016/wordml/cid" xmlns:w16="http://schemas.microsoft.com/office/word/2018/wordml" xmlns:w16du="http://schemas.microsoft.com/office/word/2023/wordml/word16du" xmlns:w16sdtdh="http://schemas.microsoft.com/office/word/2020/wordml/sdtdatahash" xmlns:w16sdtfl="http://schemas.microsoft.com/office/word/2024/wordml/sdtformatlock" xmlns:w16se="http://schemas.microsoft.com/office/word/2015/wordml/symex" xmlns:wpg="http://schemas.microsoft.com/office/word/2010/wordprocessingGroup" xmlns:wpi="http://schemas.microsoft.com/office/word/2010/wordprocessingInk" xmlns:wne="http://schemas.microsoft.com/office/word/2006/wordml" xmlns:wps="http://schemas.microsoft.com/office/word/2010/wordprocessingShape" mc:Ignorable="w14 w15 w16se w16cid w16 w16cex w16sdtdh w16sdtfl cr w16du wp14">
-  <w16cex:commentExtensible w16cex:durableId="7C8B70FE" w16cex:dateUtc="2026-03-13T10:42:00Z"/>
-</w16cex:commentsExtensible>
-</file>
-
-<file path=word/commentsIds.xml><?xml version="1.0" encoding="utf-8"?>
-<w16cid:commentsIds xmlns:wpc="http://schemas.microsoft.com/office/word/2010/wordprocessingCanvas" xmlns:cx="http://schemas.microsoft.com/office/drawing/2014/chartex" xmlns:cx1="http://schemas.microsoft.com/office/drawing/2015/9/8/chartex" xmlns:cx2="http://schemas.microsoft.com/office/drawing/2015/10/21/chartex" xmlns:cx3="http://schemas.microsoft.com/office/drawing/2016/5/9/chartex" xmlns:cx4="http://schemas.microsoft.com/office/drawing/2016/5/10/chartex" xmlns:cx5="http://schemas.microsoft.com/office/drawing/2016/5/11/chartex" xmlns:cx6="http://schemas.microsoft.com/office/drawing/2016/5/12/chartex" xmlns:cx7="http://schemas.microsoft.com/office/drawing/2016/5/13/chartex" xmlns:cx8="http://schemas.microsoft.com/office/drawing/2016/5/14/chartex" xmlns:mc="http://schemas.openxmlformats.org/markup-compatibility/2006" xmlns:aink="http://schemas.microsoft.com/office/drawing/2016/ink" xmlns:am3d="http://schemas.microsoft.com/office/drawing/2017/model3d" xmlns:o="urn:schemas-microsoft-com:office:office" xmlns:oel="http://schemas.microsoft.com/office/2019/extlst" xmlns:r="http://schemas.openxmlformats.org/officeDocument/2006/relationships" xmlns:m="http://schemas.openxmlformats.org/officeDocument/2006/math" xmlns:v="urn:schemas-microsoft-com:vml" xmlns:wp14="http://schemas.microsoft.com/office/word/2010/wordprocessingDrawing" xmlns:wp="http://schemas.openxmlformats.org/drawingml/2006/wordprocessingDrawing" xmlns:w10="urn:schemas-microsoft-com:office:word" xmlns:w="http://schemas.openxmlformats.org/wordprocessingml/2006/main" xmlns:w14="http://schemas.microsoft.com/office/word/2010/wordml" xmlns:w15="http://schemas.microsoft.com/office/word/2012/wordml" xmlns:w16cex="http://schemas.microsoft.com/office/word/2018/wordml/cex" xmlns:w16cid="http://schemas.microsoft.com/office/word/2016/wordml/cid" xmlns:w16="http://schemas.microsoft.com/office/word/2018/wordml" xmlns:w16du="http://schemas.microsoft.com/office/word/2023/wordml/word16du" xmlns:w16sdtdh="http://schemas.microsoft.com/office/word/2020/wordml/sdtdatahash" xmlns:w16sdtfl="http://schemas.microsoft.com/office/word/2024/wordml/sdtformatlock" xmlns:w16se="http://schemas.microsoft.com/office/word/2015/wordml/symex" xmlns:wpg="http://schemas.microsoft.com/office/word/2010/wordprocessingGroup" xmlns:wpi="http://schemas.microsoft.com/office/word/2010/wordprocessingInk" xmlns:wne="http://schemas.microsoft.com/office/word/2006/wordml" xmlns:wps="http://schemas.microsoft.com/office/word/2010/wordprocessingShape" mc:Ignorable="w14 w15 w16se w16cid w16 w16cex w16sdtdh w16sdtfl w16du wp14">
-  <w16cid:commentId w16cid:paraId="4CBE833B" w16cid:durableId="7C8B70FE"/>
-</w16cid:commentsIds>
 </file>
 
 <file path=word/endnotes.xml><?xml version="1.0" encoding="utf-8"?>
@@ -1951,14 +1851,6 @@
     </w:pPr>
   </w:p>
 </w:hdr>
-</file>
-
-<file path=word/people.xml><?xml version="1.0" encoding="utf-8"?>
-<w15:people xmlns:wpc="http://schemas.microsoft.com/office/word/2010/wordprocessingCanvas" xmlns:cx="http://schemas.microsoft.com/office/drawing/2014/chartex" xmlns:cx1="http://schemas.microsoft.com/office/drawing/2015/9/8/chartex" xmlns:cx2="http://schemas.microsoft.com/office/drawing/2015/10/21/chartex" xmlns:cx3="http://schemas.microsoft.com/office/drawing/2016/5/9/chartex" xmlns:cx4="http://schemas.microsoft.com/office/drawing/2016/5/10/chartex" xmlns:cx5="http://schemas.microsoft.com/office/drawing/2016/5/11/chartex" xmlns:cx6="http://schemas.microsoft.com/office/drawing/2016/5/12/chartex" xmlns:cx7="http://schemas.microsoft.com/office/drawing/2016/5/13/chartex" xmlns:cx8="http://schemas.microsoft.com/office/drawing/2016/5/14/chartex" xmlns:mc="http://schemas.openxmlformats.org/markup-compatibility/2006" xmlns:aink="http://schemas.microsoft.com/office/drawing/2016/ink" xmlns:am3d="http://schemas.microsoft.com/office/drawing/2017/model3d" xmlns:o="urn:schemas-microsoft-com:office:office" xmlns:oel="http://schemas.microsoft.com/office/2019/extlst" xmlns:r="http://schemas.openxmlformats.org/officeDocument/2006/relationships" xmlns:m="http://schemas.openxmlformats.org/officeDocument/2006/math" xmlns:v="urn:schemas-microsoft-com:vml" xmlns:wp14="http://schemas.microsoft.com/office/word/2010/wordprocessingDrawing" xmlns:wp="http://schemas.openxmlformats.org/drawingml/2006/wordprocessingDrawing" xmlns:w10="urn:schemas-microsoft-com:office:word" xmlns:w="http://schemas.openxmlformats.org/wordprocessingml/2006/main" xmlns:w14="http://schemas.microsoft.com/office/word/2010/wordml" xmlns:w15="http://schemas.microsoft.com/office/word/2012/wordml" xmlns:w16cex="http://schemas.microsoft.com/office/word/2018/wordml/cex" xmlns:w16cid="http://schemas.microsoft.com/office/word/2016/wordml/cid" xmlns:w16="http://schemas.microsoft.com/office/word/2018/wordml" xmlns:w16du="http://schemas.microsoft.com/office/word/2023/wordml/word16du" xmlns:w16sdtdh="http://schemas.microsoft.com/office/word/2020/wordml/sdtdatahash" xmlns:w16sdtfl="http://schemas.microsoft.com/office/word/2024/wordml/sdtformatlock" xmlns:w16se="http://schemas.microsoft.com/office/word/2015/wordml/symex" xmlns:wpg="http://schemas.microsoft.com/office/word/2010/wordprocessingGroup" xmlns:wpi="http://schemas.microsoft.com/office/word/2010/wordprocessingInk" xmlns:wne="http://schemas.microsoft.com/office/word/2006/wordml" xmlns:wps="http://schemas.microsoft.com/office/word/2010/wordprocessingShape" mc:Ignorable="w14 w15 w16se w16cid w16 w16cex w16sdtdh w16sdtfl w16du wp14">
-  <w15:person w15:author="Jenny Dunn">
-    <w15:presenceInfo w15:providerId="AD" w15:userId="S::j.c.dunn@keele.ac.uk::b966bfa6-f952-43fd-99c4-319ad3329b95"/>
-  </w15:person>
-</w15:people>
 </file>
 
 <file path=word/styles.xml><?xml version="1.0" encoding="utf-8"?>
